--- a/lab2_report/lab2_prog_PermyakovASUb26_2.docx
+++ b/lab2_report/lab2_prog_PermyakovASUb26_2.docx
@@ -2145,10 +2145,10 @@
             <v:path o:extrusionok="f" gradientshapeok="t" o:connecttype="rect"/>
             <o:lock v:ext="edit" aspectratio="t"/>
           </v:shapetype>
-          <v:shape id="_x0000_i1025" type="#_x0000_t75" style="width:20.3pt;height:12.3pt" o:ole="" fillcolor="window">
+          <v:shape id="_x0000_i1025" type="#_x0000_t75" style="width:20pt;height:12pt" o:ole="" fillcolor="window">
             <v:imagedata r:id="rId8" o:title=""/>
           </v:shape>
-          <o:OLEObject Type="Embed" ProgID="Equation.3" ShapeID="_x0000_i1025" DrawAspect="Content" ObjectID="_1854362650" r:id="rId9"/>
+          <o:OLEObject Type="Embed" ProgID="Equation.3" ShapeID="_x0000_i1025" DrawAspect="Content" ObjectID="_1854558438" r:id="rId9"/>
         </w:object>
       </w:r>
       <w:r>
@@ -2165,10 +2165,10 @@
           <w:szCs w:val="28"/>
         </w:rPr>
         <w:object w:dxaOrig="1140" w:dyaOrig="300" w14:anchorId="011B0119">
-          <v:shape id="_x0000_i1026" type="#_x0000_t75" style="width:57.25pt;height:14.75pt" o:ole="" fillcolor="window">
+          <v:shape id="_x0000_i1026" type="#_x0000_t75" style="width:57.35pt;height:14.65pt" o:ole="" fillcolor="window">
             <v:imagedata r:id="rId10" o:title=""/>
           </v:shape>
-          <o:OLEObject Type="Embed" ProgID="Equation.3" ShapeID="_x0000_i1026" DrawAspect="Content" ObjectID="_1854362651" r:id="rId11"/>
+          <o:OLEObject Type="Embed" ProgID="Equation.3" ShapeID="_x0000_i1026" DrawAspect="Content" ObjectID="_1854558439" r:id="rId11"/>
         </w:object>
       </w:r>
     </w:p>
@@ -2264,10 +2264,10 @@
           <w:position w:val="-26"/>
         </w:rPr>
         <w:object w:dxaOrig="5960" w:dyaOrig="700" w14:anchorId="352727C1">
-          <v:shape id="_x0000_i1027" type="#_x0000_t75" style="width:297.85pt;height:35.1pt" o:ole="" fillcolor="window">
+          <v:shape id="_x0000_i1027" type="#_x0000_t75" style="width:298pt;height:35.35pt" o:ole="" fillcolor="window">
             <v:imagedata r:id="rId12" o:title=""/>
           </v:shape>
-          <o:OLEObject Type="Embed" ProgID="Equation.3" ShapeID="_x0000_i1027" DrawAspect="Content" ObjectID="_1854362652" r:id="rId13"/>
+          <o:OLEObject Type="Embed" ProgID="Equation.3" ShapeID="_x0000_i1027" DrawAspect="Content" ObjectID="_1854558440" r:id="rId13"/>
         </w:object>
       </w:r>
     </w:p>
@@ -3876,10 +3876,10 @@
                 <w:position w:val="-10"/>
               </w:rPr>
               <w:object w:dxaOrig="1140" w:dyaOrig="300" w14:anchorId="47E17FD5">
-                <v:shape id="_x0000_i1028" type="#_x0000_t75" style="width:57.25pt;height:14.75pt" o:ole="" fillcolor="window">
+                <v:shape id="_x0000_i1031" type="#_x0000_t75" style="width:57.35pt;height:14.65pt" o:ole="" fillcolor="window">
                   <v:imagedata r:id="rId10" o:title=""/>
                 </v:shape>
-                <o:OLEObject Type="Embed" ProgID="Equation.3" ShapeID="_x0000_i1028" DrawAspect="Content" ObjectID="_1854362653" r:id="rId14"/>
+                <o:OLEObject Type="Embed" ProgID="Equation.3" ShapeID="_x0000_i1031" DrawAspect="Content" ObjectID="_1854558441" r:id="rId14"/>
               </w:object>
             </w:r>
           </w:p>
@@ -4523,24 +4523,7 @@
                 <w:sz w:val="28"/>
                 <w:szCs w:val="28"/>
               </w:rPr>
-              <w:t>{“</w:t>
-            </w:r>
-            <w:r>
-              <w:rPr>
-                <w:snapToGrid w:val="0"/>
-                <w:sz w:val="28"/>
-                <w:szCs w:val="28"/>
-              </w:rPr>
-              <w:t xml:space="preserve">число </w:t>
-            </w:r>
-            <w:r>
-              <w:rPr>
-                <w:snapToGrid w:val="0"/>
-                <w:sz w:val="28"/>
-                <w:szCs w:val="28"/>
-                <w:lang w:val="en-US"/>
-              </w:rPr>
-              <w:t>x</w:t>
+              <w:t>3</w:t>
             </w:r>
             <w:r>
               <w:rPr>
@@ -4556,16 +4539,19 @@
                 <w:sz w:val="28"/>
                 <w:szCs w:val="28"/>
               </w:rPr>
-              <w:t>не входит в диапазон сходимости ряда</w:t>
+              <w:t>вида</w:t>
             </w:r>
-            <w:r>
+          </w:p>
+          <w:p>
+            <w:pPr>
+              <w:widowControl w:val="0"/>
+              <w:jc w:val="center"/>
               <w:rPr>
                 <w:snapToGrid w:val="0"/>
                 <w:sz w:val="28"/>
                 <w:szCs w:val="28"/>
               </w:rPr>
-              <w:t>”}</w:t>
-            </w:r>
+            </w:pPr>
           </w:p>
         </w:tc>
       </w:tr>
@@ -4692,6 +4678,8 @@
               </w:rPr>
               <w:t>выход</w:t>
             </w:r>
+            <w:bookmarkStart w:id="0" w:name="_GoBack"/>
+            <w:bookmarkEnd w:id="0"/>
           </w:p>
         </w:tc>
         <w:tc>
@@ -4708,7 +4696,6 @@
                 <w:szCs w:val="28"/>
               </w:rPr>
             </w:pPr>
-            <w:bookmarkStart w:id="0" w:name="_GoBack"/>
             <w:r>
               <w:rPr>
                 <w:snapToGrid w:val="0"/>
@@ -4756,184 +4743,6 @@
                 <w:sz w:val="28"/>
                 <w:szCs w:val="28"/>
               </w:rPr>
-              <w:t>”</w:t>
-            </w:r>
-            <w:bookmarkEnd w:id="0"/>
-            <w:r>
-              <w:rPr>
-                <w:snapToGrid w:val="0"/>
-                <w:sz w:val="28"/>
-                <w:szCs w:val="28"/>
-              </w:rPr>
-              <w:t>}</w:t>
-            </w:r>
-          </w:p>
-        </w:tc>
-      </w:tr>
-      <w:tr>
-        <w:trPr>
-          <w:jc w:val="center"/>
-        </w:trPr>
-        <w:tc>
-          <w:tcPr>
-            <w:tcW w:w="393" w:type="dxa"/>
-          </w:tcPr>
-          <w:p>
-            <w:pPr>
-              <w:widowControl w:val="0"/>
-              <w:jc w:val="center"/>
-              <w:rPr>
-                <w:snapToGrid w:val="0"/>
-                <w:sz w:val="28"/>
-                <w:szCs w:val="28"/>
-              </w:rPr>
-            </w:pPr>
-            <w:r>
-              <w:rPr>
-                <w:snapToGrid w:val="0"/>
-                <w:sz w:val="28"/>
-                <w:szCs w:val="28"/>
-              </w:rPr>
-              <w:t>7</w:t>
-            </w:r>
-          </w:p>
-        </w:tc>
-        <w:tc>
-          <w:tcPr>
-            <w:tcW w:w="851" w:type="dxa"/>
-          </w:tcPr>
-          <w:p>
-            <w:pPr>
-              <w:widowControl w:val="0"/>
-              <w:jc w:val="center"/>
-              <w:rPr>
-                <w:snapToGrid w:val="0"/>
-                <w:sz w:val="28"/>
-                <w:szCs w:val="28"/>
-                <w:lang w:val="en-US"/>
-              </w:rPr>
-            </w:pPr>
-            <w:r>
-              <w:rPr>
-                <w:snapToGrid w:val="0"/>
-                <w:sz w:val="28"/>
-                <w:szCs w:val="28"/>
-                <w:lang w:val="en-US"/>
-              </w:rPr>
-              <w:t>S3</w:t>
-            </w:r>
-          </w:p>
-        </w:tc>
-        <w:tc>
-          <w:tcPr>
-            <w:tcW w:w="2977" w:type="dxa"/>
-          </w:tcPr>
-          <w:p>
-            <w:pPr>
-              <w:widowControl w:val="0"/>
-              <w:jc w:val="both"/>
-              <w:rPr>
-                <w:snapToGrid w:val="0"/>
-                <w:sz w:val="28"/>
-                <w:szCs w:val="28"/>
-              </w:rPr>
-            </w:pPr>
-            <w:r>
-              <w:rPr>
-                <w:snapToGrid w:val="0"/>
-                <w:sz w:val="28"/>
-                <w:szCs w:val="28"/>
-              </w:rPr>
-              <w:t>сообщение</w:t>
-            </w:r>
-          </w:p>
-        </w:tc>
-        <w:tc>
-          <w:tcPr>
-            <w:tcW w:w="2074" w:type="dxa"/>
-          </w:tcPr>
-          <w:p>
-            <w:pPr>
-              <w:widowControl w:val="0"/>
-              <w:rPr>
-                <w:snapToGrid w:val="0"/>
-                <w:sz w:val="28"/>
-                <w:szCs w:val="28"/>
-              </w:rPr>
-            </w:pPr>
-            <w:r>
-              <w:rPr>
-                <w:snapToGrid w:val="0"/>
-                <w:sz w:val="28"/>
-                <w:szCs w:val="28"/>
-              </w:rPr>
-              <w:t>Текст</w:t>
-            </w:r>
-          </w:p>
-        </w:tc>
-        <w:tc>
-          <w:tcPr>
-            <w:tcW w:w="1260" w:type="dxa"/>
-          </w:tcPr>
-          <w:p>
-            <w:pPr>
-              <w:widowControl w:val="0"/>
-              <w:jc w:val="center"/>
-              <w:rPr>
-                <w:snapToGrid w:val="0"/>
-                <w:sz w:val="28"/>
-                <w:szCs w:val="28"/>
-              </w:rPr>
-            </w:pPr>
-            <w:r>
-              <w:rPr>
-                <w:snapToGrid w:val="0"/>
-                <w:sz w:val="28"/>
-                <w:szCs w:val="28"/>
-              </w:rPr>
-              <w:t>выход</w:t>
-            </w:r>
-          </w:p>
-        </w:tc>
-        <w:tc>
-          <w:tcPr>
-            <w:tcW w:w="1800" w:type="dxa"/>
-          </w:tcPr>
-          <w:p>
-            <w:pPr>
-              <w:widowControl w:val="0"/>
-              <w:jc w:val="center"/>
-              <w:rPr>
-                <w:snapToGrid w:val="0"/>
-                <w:sz w:val="28"/>
-                <w:szCs w:val="28"/>
-                <w:lang w:val="en-US"/>
-              </w:rPr>
-            </w:pPr>
-            <w:r>
-              <w:rPr>
-                <w:snapToGrid w:val="0"/>
-                <w:sz w:val="28"/>
-                <w:szCs w:val="28"/>
-                <w:lang w:val="en-US"/>
-              </w:rPr>
-              <w:t>{“</w:t>
-            </w:r>
-            <w:r>
-              <w:rPr>
-                <w:snapToGrid w:val="0"/>
-                <w:sz w:val="28"/>
-                <w:szCs w:val="28"/>
-              </w:rPr>
-              <w:t>неправильно введена погрешность</w:t>
-            </w:r>
-            <w:r>
-              <w:rPr>
-                <w:snapToGrid w:val="0"/>
-                <w:sz w:val="28"/>
-                <w:szCs w:val="28"/>
-                <w:lang w:val="en-US"/>
-              </w:rPr>
               <w:t>”}</w:t>
             </w:r>
           </w:p>
@@ -4974,14 +4783,161 @@
     </w:p>
     <w:p>
       <w:pPr>
+        <w:pStyle w:val="a5"/>
         <w:widowControl w:val="0"/>
-        <w:ind w:left="1038"/>
+        <w:numPr>
+          <w:ilvl w:val="0"/>
+          <w:numId w:val="35"/>
+        </w:numPr>
+        <w:ind w:left="1260"/>
         <w:jc w:val="both"/>
         <w:rPr>
           <w:snapToGrid w:val="0"/>
           <w:sz w:val="28"/>
           <w:szCs w:val="28"/>
+        </w:rPr>
+      </w:pPr>
+      <w:r>
+        <w:rPr>
+          <w:snapToGrid w:val="0"/>
+          <w:sz w:val="28"/>
+          <w:szCs w:val="28"/>
+        </w:rPr>
+        <w:t>“</w:t>
+      </w:r>
+      <w:r>
+        <w:rPr>
+          <w:snapToGrid w:val="0"/>
+          <w:sz w:val="28"/>
+          <w:szCs w:val="28"/>
+        </w:rPr>
+        <w:t xml:space="preserve">число </w:t>
+      </w:r>
+      <w:r>
+        <w:rPr>
+          <w:snapToGrid w:val="0"/>
+          <w:sz w:val="28"/>
+          <w:szCs w:val="28"/>
           <w:lang w:val="en-US"/>
+        </w:rPr>
+        <w:t>x</w:t>
+      </w:r>
+      <w:r>
+        <w:rPr>
+          <w:snapToGrid w:val="0"/>
+          <w:sz w:val="28"/>
+          <w:szCs w:val="28"/>
+        </w:rPr>
+        <w:t xml:space="preserve"> </w:t>
+      </w:r>
+      <w:r>
+        <w:rPr>
+          <w:snapToGrid w:val="0"/>
+          <w:sz w:val="28"/>
+          <w:szCs w:val="28"/>
+        </w:rPr>
+        <w:t>не входит в диапазон сходимости ряда</w:t>
+      </w:r>
+      <w:r>
+        <w:rPr>
+          <w:snapToGrid w:val="0"/>
+          <w:sz w:val="28"/>
+          <w:szCs w:val="28"/>
+        </w:rPr>
+        <w:t>”</w:t>
+      </w:r>
+    </w:p>
+    <w:p>
+      <w:pPr>
+        <w:pStyle w:val="a5"/>
+        <w:widowControl w:val="0"/>
+        <w:numPr>
+          <w:ilvl w:val="0"/>
+          <w:numId w:val="35"/>
+        </w:numPr>
+        <w:ind w:left="1260"/>
+        <w:jc w:val="both"/>
+        <w:rPr>
+          <w:snapToGrid w:val="0"/>
+          <w:sz w:val="28"/>
+          <w:szCs w:val="28"/>
+        </w:rPr>
+      </w:pPr>
+      <w:r>
+        <w:rPr>
+          <w:snapToGrid w:val="0"/>
+          <w:sz w:val="28"/>
+          <w:szCs w:val="28"/>
+        </w:rPr>
+        <w:t>“</w:t>
+      </w:r>
+      <w:r>
+        <w:rPr>
+          <w:snapToGrid w:val="0"/>
+          <w:sz w:val="28"/>
+          <w:szCs w:val="28"/>
+        </w:rPr>
+        <w:t>погрешность не входит в диапазон (0, 1)</w:t>
+      </w:r>
+      <w:r>
+        <w:rPr>
+          <w:snapToGrid w:val="0"/>
+          <w:sz w:val="28"/>
+          <w:szCs w:val="28"/>
+        </w:rPr>
+        <w:t>”</w:t>
+      </w:r>
+    </w:p>
+    <w:p>
+      <w:pPr>
+        <w:pStyle w:val="a5"/>
+        <w:widowControl w:val="0"/>
+        <w:numPr>
+          <w:ilvl w:val="0"/>
+          <w:numId w:val="35"/>
+        </w:numPr>
+        <w:ind w:left="1260"/>
+        <w:jc w:val="both"/>
+        <w:rPr>
+          <w:snapToGrid w:val="0"/>
+          <w:sz w:val="28"/>
+          <w:szCs w:val="28"/>
+        </w:rPr>
+      </w:pPr>
+      <w:r>
+        <w:rPr>
+          <w:snapToGrid w:val="0"/>
+          <w:sz w:val="28"/>
+          <w:szCs w:val="28"/>
+        </w:rPr>
+        <w:t>“</w:t>
+      </w:r>
+      <w:r>
+        <w:rPr>
+          <w:snapToGrid w:val="0"/>
+          <w:sz w:val="28"/>
+          <w:szCs w:val="28"/>
+        </w:rPr>
+        <w:t>способа вычисления функции с таким номером нет</w:t>
+      </w:r>
+      <w:r>
+        <w:rPr>
+          <w:snapToGrid w:val="0"/>
+          <w:sz w:val="28"/>
+          <w:szCs w:val="28"/>
+        </w:rPr>
+        <w:t>”</w:t>
+      </w:r>
+    </w:p>
+    <w:p>
+      <w:pPr>
+        <w:widowControl w:val="0"/>
+        <w:ind w:left="900"/>
+        <w:jc w:val="both"/>
+        <w:rPr>
+          <w:snapToGrid w:val="0"/>
+          <w:sz w:val="28"/>
+          <w:szCs w:val="28"/>
         </w:rPr>
       </w:pPr>
     </w:p>
@@ -5540,7 +5496,6 @@
           <w:sz w:val="28"/>
           <w:szCs w:val="28"/>
         </w:rPr>
-        <w:lastRenderedPageBreak/>
         <w:t>Тест 5: блоки 1, 2, 4, 6, 13, 15, 16</w:t>
       </w:r>
     </w:p>
@@ -5621,6 +5576,7 @@
           <w:sz w:val="28"/>
           <w:szCs w:val="28"/>
         </w:rPr>
+        <w:lastRenderedPageBreak/>
         <w:t>Тест 9: блоки 1, 2, 4, 10, 13, 14, 16</w:t>
       </w:r>
     </w:p>
@@ -7290,6 +7246,95 @@
     </w:lvl>
   </w:abstractNum>
   <w:abstractNum w:abstractNumId="17" w15:restartNumberingAfterBreak="0">
+    <w:nsid w:val="3B5B56DA"/>
+    <w:multiLevelType w:val="hybridMultilevel"/>
+    <w:tmpl w:val="78C8EB42"/>
+    <w:lvl w:ilvl="0" w:tplc="887C9D02">
+      <w:start w:val="1"/>
+      <w:numFmt w:val="decimal"/>
+      <w:lvlText w:val="S.%1:"/>
+      <w:lvlJc w:val="left"/>
+      <w:pPr>
+        <w:ind w:left="3600" w:hanging="360"/>
+      </w:pPr>
+      <w:rPr>
+        <w:rFonts w:hint="default"/>
+      </w:rPr>
+    </w:lvl>
+    <w:lvl w:ilvl="1" w:tplc="04190019" w:tentative="1">
+      <w:start w:val="1"/>
+      <w:numFmt w:val="lowerLetter"/>
+      <w:lvlText w:val="%2."/>
+      <w:lvlJc w:val="left"/>
+      <w:pPr>
+        <w:ind w:left="4320" w:hanging="360"/>
+      </w:pPr>
+    </w:lvl>
+    <w:lvl w:ilvl="2" w:tplc="0419001B" w:tentative="1">
+      <w:start w:val="1"/>
+      <w:numFmt w:val="lowerRoman"/>
+      <w:lvlText w:val="%3."/>
+      <w:lvlJc w:val="right"/>
+      <w:pPr>
+        <w:ind w:left="5040" w:hanging="180"/>
+      </w:pPr>
+    </w:lvl>
+    <w:lvl w:ilvl="3" w:tplc="0419000F" w:tentative="1">
+      <w:start w:val="1"/>
+      <w:numFmt w:val="decimal"/>
+      <w:lvlText w:val="%4."/>
+      <w:lvlJc w:val="left"/>
+      <w:pPr>
+        <w:ind w:left="5760" w:hanging="360"/>
+      </w:pPr>
+    </w:lvl>
+    <w:lvl w:ilvl="4" w:tplc="04190019" w:tentative="1">
+      <w:start w:val="1"/>
+      <w:numFmt w:val="lowerLetter"/>
+      <w:lvlText w:val="%5."/>
+      <w:lvlJc w:val="left"/>
+      <w:pPr>
+        <w:ind w:left="6480" w:hanging="360"/>
+      </w:pPr>
+    </w:lvl>
+    <w:lvl w:ilvl="5" w:tplc="0419001B" w:tentative="1">
+      <w:start w:val="1"/>
+      <w:numFmt w:val="lowerRoman"/>
+      <w:lvlText w:val="%6."/>
+      <w:lvlJc w:val="right"/>
+      <w:pPr>
+        <w:ind w:left="7200" w:hanging="180"/>
+      </w:pPr>
+    </w:lvl>
+    <w:lvl w:ilvl="6" w:tplc="0419000F" w:tentative="1">
+      <w:start w:val="1"/>
+      <w:numFmt w:val="decimal"/>
+      <w:lvlText w:val="%7."/>
+      <w:lvlJc w:val="left"/>
+      <w:pPr>
+        <w:ind w:left="7920" w:hanging="360"/>
+      </w:pPr>
+    </w:lvl>
+    <w:lvl w:ilvl="7" w:tplc="04190019" w:tentative="1">
+      <w:start w:val="1"/>
+      <w:numFmt w:val="lowerLetter"/>
+      <w:lvlText w:val="%8."/>
+      <w:lvlJc w:val="left"/>
+      <w:pPr>
+        <w:ind w:left="8640" w:hanging="360"/>
+      </w:pPr>
+    </w:lvl>
+    <w:lvl w:ilvl="8" w:tplc="0419001B" w:tentative="1">
+      <w:start w:val="1"/>
+      <w:numFmt w:val="lowerRoman"/>
+      <w:lvlText w:val="%9."/>
+      <w:lvlJc w:val="right"/>
+      <w:pPr>
+        <w:ind w:left="9360" w:hanging="180"/>
+      </w:pPr>
+    </w:lvl>
+  </w:abstractNum>
+  <w:abstractNum w:abstractNumId="18" w15:restartNumberingAfterBreak="0">
     <w:nsid w:val="3F7369C0"/>
     <w:multiLevelType w:val="hybridMultilevel"/>
     <w:tmpl w:val="74E2A072"/>
@@ -7402,7 +7447,7 @@
       </w:pPr>
     </w:lvl>
   </w:abstractNum>
-  <w:abstractNum w:abstractNumId="18" w15:restartNumberingAfterBreak="0">
+  <w:abstractNum w:abstractNumId="19" w15:restartNumberingAfterBreak="0">
     <w:nsid w:val="42BF4F18"/>
     <w:multiLevelType w:val="hybridMultilevel"/>
     <w:tmpl w:val="CE6C8D4C"/>
@@ -7491,7 +7536,7 @@
       </w:pPr>
     </w:lvl>
   </w:abstractNum>
-  <w:abstractNum w:abstractNumId="19" w15:restartNumberingAfterBreak="0">
+  <w:abstractNum w:abstractNumId="20" w15:restartNumberingAfterBreak="0">
     <w:nsid w:val="46DF2747"/>
     <w:multiLevelType w:val="hybridMultilevel"/>
     <w:tmpl w:val="EAE84DA4"/>
@@ -7604,7 +7649,7 @@
       </w:pPr>
     </w:lvl>
   </w:abstractNum>
-  <w:abstractNum w:abstractNumId="20" w15:restartNumberingAfterBreak="0">
+  <w:abstractNum w:abstractNumId="21" w15:restartNumberingAfterBreak="0">
     <w:nsid w:val="47071320"/>
     <w:multiLevelType w:val="hybridMultilevel"/>
     <w:tmpl w:val="E0966CC0"/>
@@ -7694,7 +7739,7 @@
       </w:pPr>
     </w:lvl>
   </w:abstractNum>
-  <w:abstractNum w:abstractNumId="21" w15:restartNumberingAfterBreak="0">
+  <w:abstractNum w:abstractNumId="22" w15:restartNumberingAfterBreak="0">
     <w:nsid w:val="498412E6"/>
     <w:multiLevelType w:val="hybridMultilevel"/>
     <w:tmpl w:val="E77C46D4"/>
@@ -7807,7 +7852,7 @@
       </w:rPr>
     </w:lvl>
   </w:abstractNum>
-  <w:abstractNum w:abstractNumId="22" w15:restartNumberingAfterBreak="0">
+  <w:abstractNum w:abstractNumId="23" w15:restartNumberingAfterBreak="0">
     <w:nsid w:val="49C12C33"/>
     <w:multiLevelType w:val="multilevel"/>
     <w:tmpl w:val="0419001F"/>
@@ -7893,7 +7938,7 @@
       </w:pPr>
     </w:lvl>
   </w:abstractNum>
-  <w:abstractNum w:abstractNumId="23" w15:restartNumberingAfterBreak="0">
+  <w:abstractNum w:abstractNumId="24" w15:restartNumberingAfterBreak="0">
     <w:nsid w:val="50E64E39"/>
     <w:multiLevelType w:val="hybridMultilevel"/>
     <w:tmpl w:val="6CEE7EEA"/>
@@ -7982,7 +8027,7 @@
       </w:pPr>
     </w:lvl>
   </w:abstractNum>
-  <w:abstractNum w:abstractNumId="24" w15:restartNumberingAfterBreak="0">
+  <w:abstractNum w:abstractNumId="25" w15:restartNumberingAfterBreak="0">
     <w:nsid w:val="551266C9"/>
     <w:multiLevelType w:val="hybridMultilevel"/>
     <w:tmpl w:val="C4625FF0"/>
@@ -8071,7 +8116,7 @@
       </w:pPr>
     </w:lvl>
   </w:abstractNum>
-  <w:abstractNum w:abstractNumId="25" w15:restartNumberingAfterBreak="0">
+  <w:abstractNum w:abstractNumId="26" w15:restartNumberingAfterBreak="0">
     <w:nsid w:val="55B01A99"/>
     <w:multiLevelType w:val="hybridMultilevel"/>
     <w:tmpl w:val="8DEAB6E0"/>
@@ -8160,7 +8205,7 @@
       </w:pPr>
     </w:lvl>
   </w:abstractNum>
-  <w:abstractNum w:abstractNumId="26" w15:restartNumberingAfterBreak="0">
+  <w:abstractNum w:abstractNumId="27" w15:restartNumberingAfterBreak="0">
     <w:nsid w:val="603F211C"/>
     <w:multiLevelType w:val="hybridMultilevel"/>
     <w:tmpl w:val="06621674"/>
@@ -8249,7 +8294,7 @@
       </w:pPr>
     </w:lvl>
   </w:abstractNum>
-  <w:abstractNum w:abstractNumId="27" w15:restartNumberingAfterBreak="0">
+  <w:abstractNum w:abstractNumId="28" w15:restartNumberingAfterBreak="0">
     <w:nsid w:val="64597D2A"/>
     <w:multiLevelType w:val="hybridMultilevel"/>
     <w:tmpl w:val="D37CE2D8"/>
@@ -8338,7 +8383,7 @@
       </w:pPr>
     </w:lvl>
   </w:abstractNum>
-  <w:abstractNum w:abstractNumId="28" w15:restartNumberingAfterBreak="0">
+  <w:abstractNum w:abstractNumId="29" w15:restartNumberingAfterBreak="0">
     <w:nsid w:val="6D3258B3"/>
     <w:multiLevelType w:val="hybridMultilevel"/>
     <w:tmpl w:val="8DEAB6E0"/>
@@ -8427,7 +8472,7 @@
       </w:pPr>
     </w:lvl>
   </w:abstractNum>
-  <w:abstractNum w:abstractNumId="29" w15:restartNumberingAfterBreak="0">
+  <w:abstractNum w:abstractNumId="30" w15:restartNumberingAfterBreak="0">
     <w:nsid w:val="6DB512E9"/>
     <w:multiLevelType w:val="hybridMultilevel"/>
     <w:tmpl w:val="2D5A5FC6"/>
@@ -8540,7 +8585,7 @@
       </w:rPr>
     </w:lvl>
   </w:abstractNum>
-  <w:abstractNum w:abstractNumId="30" w15:restartNumberingAfterBreak="0">
+  <w:abstractNum w:abstractNumId="31" w15:restartNumberingAfterBreak="0">
     <w:nsid w:val="72A91E3F"/>
     <w:multiLevelType w:val="hybridMultilevel"/>
     <w:tmpl w:val="9984F480"/>
@@ -8629,7 +8674,96 @@
       </w:pPr>
     </w:lvl>
   </w:abstractNum>
-  <w:abstractNum w:abstractNumId="31" w15:restartNumberingAfterBreak="0">
+  <w:abstractNum w:abstractNumId="32" w15:restartNumberingAfterBreak="0">
+    <w:nsid w:val="7A927E4F"/>
+    <w:multiLevelType w:val="hybridMultilevel"/>
+    <w:tmpl w:val="0160277E"/>
+    <w:lvl w:ilvl="0" w:tplc="887C9D02">
+      <w:start w:val="1"/>
+      <w:numFmt w:val="decimal"/>
+      <w:lvlText w:val="S.%1:"/>
+      <w:lvlJc w:val="left"/>
+      <w:pPr>
+        <w:ind w:left="1758" w:hanging="360"/>
+      </w:pPr>
+      <w:rPr>
+        <w:rFonts w:hint="default"/>
+      </w:rPr>
+    </w:lvl>
+    <w:lvl w:ilvl="1" w:tplc="04190019" w:tentative="1">
+      <w:start w:val="1"/>
+      <w:numFmt w:val="lowerLetter"/>
+      <w:lvlText w:val="%2."/>
+      <w:lvlJc w:val="left"/>
+      <w:pPr>
+        <w:ind w:left="1440" w:hanging="360"/>
+      </w:pPr>
+    </w:lvl>
+    <w:lvl w:ilvl="2" w:tplc="0419001B" w:tentative="1">
+      <w:start w:val="1"/>
+      <w:numFmt w:val="lowerRoman"/>
+      <w:lvlText w:val="%3."/>
+      <w:lvlJc w:val="right"/>
+      <w:pPr>
+        <w:ind w:left="2160" w:hanging="180"/>
+      </w:pPr>
+    </w:lvl>
+    <w:lvl w:ilvl="3" w:tplc="0419000F">
+      <w:start w:val="1"/>
+      <w:numFmt w:val="decimal"/>
+      <w:lvlText w:val="%4."/>
+      <w:lvlJc w:val="left"/>
+      <w:pPr>
+        <w:ind w:left="2880" w:hanging="360"/>
+      </w:pPr>
+    </w:lvl>
+    <w:lvl w:ilvl="4" w:tplc="04190019" w:tentative="1">
+      <w:start w:val="1"/>
+      <w:numFmt w:val="lowerLetter"/>
+      <w:lvlText w:val="%5."/>
+      <w:lvlJc w:val="left"/>
+      <w:pPr>
+        <w:ind w:left="3600" w:hanging="360"/>
+      </w:pPr>
+    </w:lvl>
+    <w:lvl w:ilvl="5" w:tplc="0419001B" w:tentative="1">
+      <w:start w:val="1"/>
+      <w:numFmt w:val="lowerRoman"/>
+      <w:lvlText w:val="%6."/>
+      <w:lvlJc w:val="right"/>
+      <w:pPr>
+        <w:ind w:left="4320" w:hanging="180"/>
+      </w:pPr>
+    </w:lvl>
+    <w:lvl w:ilvl="6" w:tplc="0419000F" w:tentative="1">
+      <w:start w:val="1"/>
+      <w:numFmt w:val="decimal"/>
+      <w:lvlText w:val="%7."/>
+      <w:lvlJc w:val="left"/>
+      <w:pPr>
+        <w:ind w:left="5040" w:hanging="360"/>
+      </w:pPr>
+    </w:lvl>
+    <w:lvl w:ilvl="7" w:tplc="04190019" w:tentative="1">
+      <w:start w:val="1"/>
+      <w:numFmt w:val="lowerLetter"/>
+      <w:lvlText w:val="%8."/>
+      <w:lvlJc w:val="left"/>
+      <w:pPr>
+        <w:ind w:left="5760" w:hanging="360"/>
+      </w:pPr>
+    </w:lvl>
+    <w:lvl w:ilvl="8" w:tplc="0419001B" w:tentative="1">
+      <w:start w:val="1"/>
+      <w:numFmt w:val="lowerRoman"/>
+      <w:lvlText w:val="%9."/>
+      <w:lvlJc w:val="right"/>
+      <w:pPr>
+        <w:ind w:left="6480" w:hanging="180"/>
+      </w:pPr>
+    </w:lvl>
+  </w:abstractNum>
+  <w:abstractNum w:abstractNumId="33" w15:restartNumberingAfterBreak="0">
     <w:nsid w:val="7F5243F3"/>
     <w:multiLevelType w:val="hybridMultilevel"/>
     <w:tmpl w:val="8998F988"/>
@@ -8719,16 +8853,16 @@
     </w:lvl>
   </w:abstractNum>
   <w:num w:numId="1">
-    <w:abstractNumId w:val="27"/>
+    <w:abstractNumId w:val="28"/>
   </w:num>
   <w:num w:numId="2">
-    <w:abstractNumId w:val="21"/>
+    <w:abstractNumId w:val="22"/>
   </w:num>
   <w:num w:numId="3">
-    <w:abstractNumId w:val="29"/>
+    <w:abstractNumId w:val="30"/>
   </w:num>
   <w:num w:numId="4">
-    <w:abstractNumId w:val="20"/>
+    <w:abstractNumId w:val="21"/>
     <w:lvlOverride w:ilvl="0">
       <w:startOverride w:val="1"/>
     </w:lvlOverride>
@@ -8788,7 +8922,7 @@
     </w:lvlOverride>
   </w:num>
   <w:num w:numId="6">
-    <w:abstractNumId w:val="22"/>
+    <w:abstractNumId w:val="23"/>
     <w:lvlOverride w:ilvl="0">
       <w:startOverride w:val="1"/>
     </w:lvlOverride>
@@ -8818,7 +8952,7 @@
     </w:lvlOverride>
   </w:num>
   <w:num w:numId="7">
-    <w:abstractNumId w:val="20"/>
+    <w:abstractNumId w:val="21"/>
   </w:num>
   <w:num w:numId="8">
     <w:abstractNumId w:val="2"/>
@@ -8836,7 +8970,7 @@
     <w:abstractNumId w:val="9"/>
   </w:num>
   <w:num w:numId="13">
-    <w:abstractNumId w:val="24"/>
+    <w:abstractNumId w:val="25"/>
   </w:num>
   <w:num w:numId="14">
     <w:abstractNumId w:val="13"/>
@@ -8845,16 +8979,16 @@
     <w:abstractNumId w:val="14"/>
   </w:num>
   <w:num w:numId="16">
-    <w:abstractNumId w:val="31"/>
+    <w:abstractNumId w:val="33"/>
   </w:num>
   <w:num w:numId="17">
     <w:abstractNumId w:val="16"/>
   </w:num>
   <w:num w:numId="18">
-    <w:abstractNumId w:val="17"/>
+    <w:abstractNumId w:val="18"/>
   </w:num>
   <w:num w:numId="19">
-    <w:abstractNumId w:val="19"/>
+    <w:abstractNumId w:val="20"/>
   </w:num>
   <w:num w:numId="20">
     <w:abstractNumId w:val="10"/>
@@ -8866,16 +9000,16 @@
     <w:abstractNumId w:val="3"/>
   </w:num>
   <w:num w:numId="23">
-    <w:abstractNumId w:val="30"/>
+    <w:abstractNumId w:val="31"/>
   </w:num>
   <w:num w:numId="24">
-    <w:abstractNumId w:val="18"/>
+    <w:abstractNumId w:val="19"/>
   </w:num>
   <w:num w:numId="25">
     <w:abstractNumId w:val="6"/>
   </w:num>
   <w:num w:numId="26">
-    <w:abstractNumId w:val="23"/>
+    <w:abstractNumId w:val="24"/>
   </w:num>
   <w:num w:numId="27">
     <w:abstractNumId w:val="8"/>
@@ -8884,10 +9018,10 @@
     <w:abstractNumId w:val="7"/>
   </w:num>
   <w:num w:numId="29">
-    <w:abstractNumId w:val="25"/>
+    <w:abstractNumId w:val="26"/>
   </w:num>
   <w:num w:numId="30">
-    <w:abstractNumId w:val="28"/>
+    <w:abstractNumId w:val="29"/>
   </w:num>
   <w:num w:numId="31">
     <w:abstractNumId w:val="0"/>
@@ -8896,7 +9030,13 @@
     <w:abstractNumId w:val="4"/>
   </w:num>
   <w:num w:numId="33">
-    <w:abstractNumId w:val="26"/>
+    <w:abstractNumId w:val="27"/>
+  </w:num>
+  <w:num w:numId="34">
+    <w:abstractNumId w:val="32"/>
+  </w:num>
+  <w:num w:numId="35">
+    <w:abstractNumId w:val="17"/>
   </w:num>
 </w:numbering>
 </file>
@@ -9908,7 +10048,7 @@
 </file>
 
 <file path=customXml/itemProps1.xml><?xml version="1.0" encoding="utf-8"?>
-<ds:datastoreItem xmlns:ds="http://schemas.openxmlformats.org/officeDocument/2006/customXml" ds:itemID="{DE04AEC8-7361-4918-8993-7FE6FA0E1096}">
+<ds:datastoreItem xmlns:ds="http://schemas.openxmlformats.org/officeDocument/2006/customXml" ds:itemID="{9EDA82A0-8EB6-4174-B43F-4139A81061A2}">
   <ds:schemaRefs>
     <ds:schemaRef ds:uri="http://schemas.openxmlformats.org/officeDocument/2006/bibliography"/>
   </ds:schemaRefs>
